--- a/swh/docx/19.content.docx
+++ b/swh/docx/19.content.docx
@@ -28,22 +28,6 @@
       </w:r>
     </w:p>
     <w:p>
-      <w:pPr>
-        <w:pStyle w:val="Heading2"/>
-      </w:pPr>
-      <w:r>
-        <w:rPr>
-          <w:lang w:val="sw_KE" w:bidi="sw_KE"/>
-        </w:rPr>
-        <w:t>License Information</w:t>
-      </w:r>
-      <w:r>
-        <w:rPr>
-          <w:lang w:val="sw_KE" w:bidi="sw_KE"/>
-        </w:rPr>
-      </w:r>
-    </w:p>
-    <w:p>
       <w:pPr/>
       <w:r>
         <w:rPr>
@@ -55,19 +39,13 @@
           <w:b/>
           <w:lang w:val="sw_KE" w:bidi="sw_KE"/>
         </w:rPr>
-        <w:t>Study Notes - Book Intros (Biblica)</w:t>
-      </w:r>
-      <w:r>
-        <w:rPr>
-          <w:lang w:val="sw_KE" w:bidi="sw_KE"/>
-        </w:rPr>
-        <w:t xml:space="preserve"> (Swahili) is based on</w:t>
-      </w:r>
-      <w:r>
-        <w:rPr>
-          <w:lang w:val="sw_KE" w:bidi="sw_KE"/>
-        </w:rPr>
-        <w:t xml:space="preserve">: </w:t>
+        <w:t>Biblica Study Notes (Book Intros)</w:t>
+      </w:r>
+      <w:r>
+        <w:rPr>
+          <w:lang w:val="sw_KE" w:bidi="sw_KE"/>
+        </w:rPr>
+        <w:t xml:space="preserve"> © 2023 Biblica Inc. Released under CC BY-SA 4.0 license. </w:t>
       </w:r>
       <w:r>
         <w:rPr>
@@ -79,62 +57,19 @@
         <w:rPr>
           <w:lang w:val="sw_KE" w:bidi="sw_KE"/>
         </w:rPr>
-        <w:t xml:space="preserve">, </w:t>
-      </w:r>
-      <w:hyperlink r:id="rId13">
-        <w:r>
-          <w:rPr>
-            <w:lang w:val="sw_KE" w:bidi="sw_KE"/>
-          </w:rPr>
-          <w:rPr>
-            <w:color w:val="0000EE"/>
-            <w:u w:val="single"/>
-          </w:rPr>
-          <w:t>Biblica Inc.</w:t>
-        </w:r>
-      </w:hyperlink>
-      <w:r>
-        <w:rPr>
-          <w:lang w:val="sw_KE" w:bidi="sw_KE"/>
-        </w:rPr>
-        <w:t xml:space="preserve">, 2023, which is licensed under a </w:t>
-      </w:r>
-      <w:hyperlink r:id="rId14">
-        <w:r>
-          <w:rPr>
-            <w:lang w:val="sw_KE" w:bidi="sw_KE"/>
-          </w:rPr>
-          <w:rPr>
-            <w:color w:val="0000EE"/>
-            <w:u w:val="single"/>
-          </w:rPr>
-          <w:t>CC BY-SA 4.0 license</w:t>
-        </w:r>
-      </w:hyperlink>
-      <w:r>
-        <w:rPr>
-          <w:lang w:val="sw_KE" w:bidi="sw_KE"/>
-        </w:rPr>
-        <w:t>.</w:t>
-      </w:r>
-      <w:r>
-        <w:rPr>
-          <w:lang w:val="sw_KE" w:bidi="sw_KE"/>
-        </w:rPr>
-      </w:r>
-    </w:p>
-    <w:p>
-      <w:pPr/>
-      <w:r>
-        <w:rPr>
-          <w:lang w:val="sw_KE" w:bidi="sw_KE"/>
-        </w:rPr>
-      </w:r>
-      <w:r>
-        <w:rPr>
-          <w:lang w:val="sw_KE" w:bidi="sw_KE"/>
-        </w:rPr>
-        <w:t>This PDF version is provided under the same license.</w:t>
+        <w:t xml:space="preserve"> has been adapted in the following languages: Tok Pisin, Arabic (عربي), French (Français), Hindi (हिंदी), Indonesian (Bahasa Indonesia), Portuguese (Português), Russian (Русский), Spanish (Español), Swahili (Kiswahili), and Simplified Chinese (简体中文)from </w:t>
+      </w:r>
+      <w:r>
+        <w:rPr>
+          <w:lang w:val="sw_KE" w:bidi="sw_KE"/>
+        </w:rPr>
+        <w:t>Biblica Study Notes</w:t>
+      </w:r>
+      <w:r>
+        <w:rPr>
+          <w:lang w:val="sw_KE" w:bidi="sw_KE"/>
+        </w:rPr>
+        <w:t xml:space="preserve"> © 2023 Biblica Inc. Released under CC BY-SA 4.0 license by Mission Mutual</w:t>
       </w:r>
       <w:r>
         <w:rPr>
@@ -209,26 +144,6 @@
       </w:r>
       <w:r>
         <w:rPr>
-          <w:i/>
-          <w:lang w:val="sw_KE" w:bidi="sw_KE"/>
-        </w:rPr>
-        <w:t>Zaburi</w:t>
-      </w:r>
-      <w:r>
-        <w:rPr>
-          <w:lang w:val="sw_KE" w:bidi="sw_KE"/>
-        </w:rPr>
-      </w:r>
-    </w:p>
-    <w:p>
-      <w:pPr/>
-      <w:r>
-        <w:rPr>
-          <w:lang w:val="sw_KE" w:bidi="sw_KE"/>
-        </w:rPr>
-      </w:r>
-      <w:r>
-        <w:rPr>
           <w:lang w:val="sw_KE" w:bidi="sw_KE"/>
         </w:rPr>
         <w:t xml:space="preserve"> </w:t>
@@ -558,7 +473,7 @@
         </w:rPr>
         <w:t xml:space="preserve">Sifa. Katika Zaburi nyingi watu humsifu Mungu kwa kile ambacho ni kweli kumhusu. Yeye ni mwema, mwenye nguvu, Mwaminifu na amejaa upendo. Sheria na maagizo yake ni ya ajabu. Zaburi </w:t>
       </w:r>
-      <w:hyperlink r:id="rId15">
+      <w:hyperlink r:id="rId13">
         <w:r>
           <w:rPr>
             <w:lang w:val="sw_KE" w:bidi="sw_KE"/>
@@ -576,7 +491,7 @@
         </w:rPr>
         <w:t xml:space="preserve"> na </w:t>
       </w:r>
-      <w:hyperlink r:id="rId16">
+      <w:hyperlink r:id="rId14">
         <w:r>
           <w:rPr>
             <w:lang w:val="sw_KE" w:bidi="sw_KE"/>
@@ -612,7 +527,7 @@
         </w:rPr>
         <w:t xml:space="preserve">Kilio cha msaada. Katika Zaburi nyingi watu wenye uhitaji wanamwomba Mungu awaokoe na kuwaokoa. Zaburi </w:t>
       </w:r>
-      <w:hyperlink r:id="rId17">
+      <w:hyperlink r:id="rId15">
         <w:r>
           <w:rPr>
             <w:lang w:val="sw_KE" w:bidi="sw_KE"/>
@@ -630,7 +545,7 @@
         </w:rPr>
         <w:t xml:space="preserve"> na </w:t>
       </w:r>
-      <w:hyperlink r:id="rId18">
+      <w:hyperlink r:id="rId16">
         <w:r>
           <w:rPr>
             <w:lang w:val="sw_KE" w:bidi="sw_KE"/>
@@ -666,7 +581,7 @@
         </w:rPr>
         <w:t xml:space="preserve">Amini. Katika Zaburi nyingi watu wanaonyesha Mungu kwamba wanamwamini. Wanaamini atafanya kile alichoahidi kufanya. Zaburi </w:t>
       </w:r>
-      <w:hyperlink r:id="rId19">
+      <w:hyperlink r:id="rId17">
         <w:r>
           <w:rPr>
             <w:lang w:val="sw_KE" w:bidi="sw_KE"/>
@@ -684,7 +599,7 @@
         </w:rPr>
         <w:t xml:space="preserve"> na </w:t>
       </w:r>
-      <w:hyperlink r:id="rId20">
+      <w:hyperlink r:id="rId18">
         <w:r>
           <w:rPr>
             <w:lang w:val="sw_KE" w:bidi="sw_KE"/>
@@ -720,7 +635,7 @@
         </w:rPr>
         <w:t xml:space="preserve">Kutoa shukrani. Katika Zaburi nyingi watu wanaelezea jinsi Mungu amewasaidia. Wanamshukuru kwa kufanya hivi. Zaburi </w:t>
       </w:r>
-      <w:hyperlink r:id="rId21">
+      <w:hyperlink r:id="rId19">
         <w:r>
           <w:rPr>
             <w:lang w:val="sw_KE" w:bidi="sw_KE"/>
@@ -738,7 +653,7 @@
         </w:rPr>
         <w:t xml:space="preserve"> na </w:t>
       </w:r>
-      <w:hyperlink r:id="rId22">
+      <w:hyperlink r:id="rId20">
         <w:r>
           <w:rPr>
             <w:lang w:val="sw_KE" w:bidi="sw_KE"/>
@@ -774,7 +689,7 @@
         </w:rPr>
         <w:t xml:space="preserve">Kulalamika na kuomboleza. Katika Zaburi nyingi watu humwambia Mungu jinsi wanavyohuzunika au kukasirika kuhusu jambo fulani. Hii inaitwa kuomboleza na pia inafanywa katika kitabu cha Maombolezo. Inaonekana kama Mungu hafanyi chochote kusaidia watu wake. Watu wa Mungu wanalalamika kuhusu hili na kumwambia Mungu kile wanachotamani afanye. Zaburi </w:t>
       </w:r>
-      <w:hyperlink r:id="rId23">
+      <w:hyperlink r:id="rId21">
         <w:r>
           <w:rPr>
             <w:lang w:val="sw_KE" w:bidi="sw_KE"/>
@@ -792,7 +707,7 @@
         </w:rPr>
         <w:t xml:space="preserve"> na </w:t>
       </w:r>
-      <w:hyperlink r:id="rId24">
+      <w:hyperlink r:id="rId22">
         <w:r>
           <w:rPr>
             <w:lang w:val="sw_KE" w:bidi="sw_KE"/>
@@ -828,7 +743,7 @@
         </w:rPr>
         <w:t xml:space="preserve">Kukiri dhambi. Katika baadhi ya Zaburi watu wanakiri kwa Mungu mambo ya dhambi ambayo wamefanya. Wanageuka kutoka dhambi zao na kutubu. Wanaomba Mungu awasamehe kwa kutokua na maisha kama anavyotaka watu waishi. Zaburi </w:t>
       </w:r>
-      <w:hyperlink r:id="rId25">
+      <w:hyperlink r:id="rId23">
         <w:r>
           <w:rPr>
             <w:lang w:val="sw_KE" w:bidi="sw_KE"/>
@@ -846,7 +761,7 @@
         </w:rPr>
         <w:t xml:space="preserve"> na </w:t>
       </w:r>
-      <w:hyperlink r:id="rId26">
+      <w:hyperlink r:id="rId24">
         <w:r>
           <w:rPr>
             <w:lang w:val="sw_KE" w:bidi="sw_KE"/>
@@ -882,7 +797,7 @@
         </w:rPr>
         <w:t xml:space="preserve">Hekima kwa watu wa Mungu. Baadhi ya Zaburi huongea kwa watu badala ya kuwa shairi kutoka kwa mtu anayezungumza na Mungu. Zaburi hizi huwabariki watu, kueleza njia ya busara ya kuishi au kuzungumzia ahadi za Mungu. Zaburi </w:t>
       </w:r>
-      <w:hyperlink r:id="rId27">
+      <w:hyperlink r:id="rId25">
         <w:r>
           <w:rPr>
             <w:lang w:val="sw_KE" w:bidi="sw_KE"/>
@@ -900,7 +815,7 @@
         </w:rPr>
         <w:t xml:space="preserve"> na </w:t>
       </w:r>
-      <w:hyperlink r:id="rId28">
+      <w:hyperlink r:id="rId26">
         <w:r>
           <w:rPr>
             <w:lang w:val="sw_KE" w:bidi="sw_KE"/>
@@ -936,7 +851,7 @@
         </w:rPr>
         <w:t xml:space="preserve">Unabii. Baadhi ya Zaburi zilieleweka kuwa na unabii. Waandishi wa Agano Jipya walielewa kwamba baadhi ya unabii huu ulitimizwa katika maisha na kazi ya Yesu. Zaburi </w:t>
       </w:r>
-      <w:hyperlink r:id="rId29">
+      <w:hyperlink r:id="rId27">
         <w:r>
           <w:rPr>
             <w:lang w:val="sw_KE" w:bidi="sw_KE"/>
@@ -954,7 +869,7 @@
         </w:rPr>
         <w:t xml:space="preserve"> na </w:t>
       </w:r>
-      <w:hyperlink r:id="rId30">
+      <w:hyperlink r:id="rId28">
         <w:r>
           <w:rPr>
             <w:lang w:val="sw_KE" w:bidi="sw_KE"/>

--- a/swh/docx/19.content.docx
+++ b/swh/docx/19.content.docx
@@ -19,7 +19,7 @@
         <w:rPr>
           <w:lang w:val="sw_KE" w:bidi="sw_KE"/>
         </w:rPr>
-        <w:t>Resource: Study Notes - Book Intros (Biblica)</w:t>
+        <w:t>Resource: Biblica Study Notes</w:t>
       </w:r>
       <w:r>
         <w:rPr>
@@ -90,7 +90,7 @@
         <w:rPr>
           <w:lang w:val="sw_KE" w:bidi="sw_KE"/>
         </w:rPr>
-        <w:t>Study Notes - Book Intros (Biblica)</w:t>
+        <w:t>Biblica Study Notes</w:t>
       </w:r>
     </w:p>
     <w:p>
